--- a/ESTUDOS PYTHON.docx
+++ b/ESTUDOS PYTHON.docx
@@ -61,8 +61,13 @@
       </w:r>
     </w:p>
     <w:p>
-      <w:r>
-        <w:t xml:space="preserve">Int == seria pra números inteiros. </w:t>
+      <w:proofErr w:type="spellStart"/>
+      <w:r>
+        <w:t>Int</w:t>
+      </w:r>
+      <w:proofErr w:type="spellEnd"/>
+      <w:r>
+        <w:t xml:space="preserve"> == seria pra números inteiros. </w:t>
       </w:r>
     </w:p>
     <w:p>
@@ -168,12 +173,46 @@
           <w:bCs/>
         </w:rPr>
       </w:pPr>
-      <w:r>
-        <w:rPr>
-          <w:b/>
-          <w:bCs/>
-        </w:rPr>
-        <w:t>Pow(4,3)- potencia de 4 ao cubo.</w:t>
+      <w:proofErr w:type="spellStart"/>
+      <w:proofErr w:type="gramStart"/>
+      <w:r>
+        <w:rPr>
+          <w:b/>
+          <w:bCs/>
+        </w:rPr>
+        <w:t>Pow</w:t>
+      </w:r>
+      <w:proofErr w:type="spellEnd"/>
+      <w:r>
+        <w:rPr>
+          <w:b/>
+          <w:bCs/>
+        </w:rPr>
+        <w:t>(</w:t>
+      </w:r>
+      <w:proofErr w:type="gramEnd"/>
+      <w:r>
+        <w:rPr>
+          <w:b/>
+          <w:bCs/>
+        </w:rPr>
+        <w:t xml:space="preserve">4,3)- </w:t>
+      </w:r>
+      <w:proofErr w:type="spellStart"/>
+      <w:r>
+        <w:rPr>
+          <w:b/>
+          <w:bCs/>
+        </w:rPr>
+        <w:t>potencia</w:t>
+      </w:r>
+      <w:proofErr w:type="spellEnd"/>
+      <w:r>
+        <w:rPr>
+          <w:b/>
+          <w:bCs/>
+        </w:rPr>
+        <w:t xml:space="preserve"> de 4 ao cubo.</w:t>
       </w:r>
     </w:p>
     <w:p>
@@ -223,12 +262,21 @@
           <w:bCs/>
         </w:rPr>
       </w:pPr>
-      <w:r>
-        <w:rPr>
-          <w:b/>
-          <w:bCs/>
-        </w:rPr>
-        <w:t>Divisao inteira = 19//2 seria apenas 9.</w:t>
+      <w:proofErr w:type="spellStart"/>
+      <w:r>
+        <w:rPr>
+          <w:b/>
+          <w:bCs/>
+        </w:rPr>
+        <w:t>Divisao</w:t>
+      </w:r>
+      <w:proofErr w:type="spellEnd"/>
+      <w:r>
+        <w:rPr>
+          <w:b/>
+          <w:bCs/>
+        </w:rPr>
+        <w:t xml:space="preserve"> inteira = 19//2 seria apenas 9.</w:t>
       </w:r>
     </w:p>
     <w:p>
@@ -390,7 +438,23 @@
           <w:b/>
           <w:bCs/>
         </w:rPr>
-        <w:t>múltiplos strings colocando multiplicação:</w:t>
+        <w:t xml:space="preserve">múltiplos </w:t>
+      </w:r>
+      <w:proofErr w:type="spellStart"/>
+      <w:r>
+        <w:rPr>
+          <w:b/>
+          <w:bCs/>
+        </w:rPr>
+        <w:t>strings</w:t>
+      </w:r>
+      <w:proofErr w:type="spellEnd"/>
+      <w:r>
+        <w:rPr>
+          <w:b/>
+          <w:bCs/>
+        </w:rPr>
+        <w:t xml:space="preserve"> colocando multiplicação:</w:t>
       </w:r>
     </w:p>
     <w:p>
@@ -401,13 +465,23 @@
           <w:iCs/>
         </w:rPr>
       </w:pPr>
+      <w:proofErr w:type="gramStart"/>
       <w:r>
         <w:rPr>
           <w:bCs/>
           <w:i/>
           <w:iCs/>
         </w:rPr>
-        <w:t>Print(‘‘=’’*20)</w:t>
+        <w:t>Print(</w:t>
+      </w:r>
+      <w:proofErr w:type="gramEnd"/>
+      <w:r>
+        <w:rPr>
+          <w:bCs/>
+          <w:i/>
+          <w:iCs/>
+        </w:rPr>
+        <w:t>‘‘=’’*20)</w:t>
       </w:r>
     </w:p>
     <w:p>
@@ -430,14 +504,33 @@
           <w:szCs w:val="40"/>
           <w:u w:val="single"/>
         </w:rPr>
-        <w:t>{:=^20}</w:t>
-      </w:r>
-      <w:r>
-        <w:rPr>
+        <w:t>{:=^</w:t>
+      </w:r>
+      <w:proofErr w:type="gramStart"/>
+      <w:r>
+        <w:rPr>
+          <w:i/>
+          <w:iCs/>
           <w:sz w:val="40"/>
           <w:szCs w:val="40"/>
-        </w:rPr>
-        <w:t>- O QUE QUER DIZER ISSO?</w:t>
+          <w:u w:val="single"/>
+        </w:rPr>
+        <w:t>20}</w:t>
+      </w:r>
+      <w:r>
+        <w:rPr>
+          <w:sz w:val="40"/>
+          <w:szCs w:val="40"/>
+        </w:rPr>
+        <w:t>-</w:t>
+      </w:r>
+      <w:proofErr w:type="gramEnd"/>
+      <w:r>
+        <w:rPr>
+          <w:sz w:val="40"/>
+          <w:szCs w:val="40"/>
+        </w:rPr>
+        <w:t xml:space="preserve"> O QUE QUER DIZER ISSO?</w:t>
       </w:r>
     </w:p>
     <w:p>
@@ -493,21 +586,23 @@
           <w:numId w:val="5"/>
         </w:numPr>
       </w:pPr>
+      <w:proofErr w:type="gramStart"/>
       <w:r>
         <w:rPr>
           <w:b/>
           <w:sz w:val="24"/>
           <w:szCs w:val="24"/>
         </w:rPr>
-        <w:t>&gt;,&lt;,^</w:t>
-      </w:r>
+        <w:t>&gt;,&lt;</w:t>
+      </w:r>
+      <w:proofErr w:type="gramEnd"/>
       <w:r>
         <w:rPr>
           <w:b/>
           <w:sz w:val="24"/>
           <w:szCs w:val="24"/>
         </w:rPr>
-        <w:t xml:space="preserve"> </w:t>
+        <w:t>,^</w:t>
       </w:r>
       <w:r>
         <w:rPr>
@@ -515,7 +610,7 @@
           <w:sz w:val="24"/>
           <w:szCs w:val="24"/>
         </w:rPr>
-        <w:sym w:font="Wingdings" w:char="F0E0"/>
+        <w:t xml:space="preserve"> </w:t>
       </w:r>
       <w:r>
         <w:rPr>
@@ -523,14 +618,38 @@
           <w:sz w:val="24"/>
           <w:szCs w:val="24"/>
         </w:rPr>
-        <w:t xml:space="preserve"> </w:t>
-      </w:r>
-      <w:r>
-        <w:rPr>
+        <w:sym w:font="Wingdings" w:char="F0E0"/>
+      </w:r>
+      <w:r>
+        <w:rPr>
+          <w:b/>
           <w:sz w:val="24"/>
           <w:szCs w:val="24"/>
         </w:rPr>
-        <w:t>Alinhado a direita, esquerda e centralizado (respectivamente).</w:t>
+        <w:t xml:space="preserve"> </w:t>
+      </w:r>
+      <w:r>
+        <w:rPr>
+          <w:sz w:val="24"/>
+          <w:szCs w:val="24"/>
+        </w:rPr>
+        <w:t xml:space="preserve">Alinhado </w:t>
+      </w:r>
+      <w:proofErr w:type="spellStart"/>
+      <w:r>
+        <w:rPr>
+          <w:sz w:val="24"/>
+          <w:szCs w:val="24"/>
+        </w:rPr>
+        <w:t>a</w:t>
+      </w:r>
+      <w:proofErr w:type="spellEnd"/>
+      <w:r>
+        <w:rPr>
+          <w:sz w:val="24"/>
+          <w:szCs w:val="24"/>
+        </w:rPr>
+        <w:t xml:space="preserve"> direita, esquerda e centralizado (respectivamente).</w:t>
       </w:r>
     </w:p>
     <w:p>
@@ -641,7 +760,15 @@
         </w:numPr>
       </w:pPr>
       <w:r>
-        <w:t>, end=’ ‘</w:t>
+        <w:t xml:space="preserve">, </w:t>
+      </w:r>
+      <w:proofErr w:type="spellStart"/>
+      <w:r>
+        <w:t>end</w:t>
+      </w:r>
+      <w:proofErr w:type="spellEnd"/>
+      <w:r>
+        <w:t>=’ ‘</w:t>
       </w:r>
       <w:r>
         <w:sym w:font="Wingdings" w:char="F0E0"/>
@@ -688,7 +815,55 @@
     </w:p>
     <w:p>
       <w:r>
-        <w:t>Pra importar bibliotecas, a gente usa o “import”. Posso importar algo apenas, usando “from math import ceil, floor”</w:t>
+        <w:t>Pra importar bibliotecas, a gente usa o “</w:t>
+      </w:r>
+      <w:proofErr w:type="spellStart"/>
+      <w:r>
+        <w:t>import</w:t>
+      </w:r>
+      <w:proofErr w:type="spellEnd"/>
+      <w:r>
+        <w:t>”. Posso importar algo apenas, usando “</w:t>
+      </w:r>
+      <w:proofErr w:type="spellStart"/>
+      <w:r>
+        <w:t>from</w:t>
+      </w:r>
+      <w:proofErr w:type="spellEnd"/>
+      <w:r>
+        <w:t xml:space="preserve"> </w:t>
+      </w:r>
+      <w:proofErr w:type="spellStart"/>
+      <w:r>
+        <w:t>math</w:t>
+      </w:r>
+      <w:proofErr w:type="spellEnd"/>
+      <w:r>
+        <w:t xml:space="preserve"> </w:t>
+      </w:r>
+      <w:proofErr w:type="spellStart"/>
+      <w:r>
+        <w:t>import</w:t>
+      </w:r>
+      <w:proofErr w:type="spellEnd"/>
+      <w:r>
+        <w:t xml:space="preserve"> </w:t>
+      </w:r>
+      <w:proofErr w:type="spellStart"/>
+      <w:r>
+        <w:t>ceil</w:t>
+      </w:r>
+      <w:proofErr w:type="spellEnd"/>
+      <w:r>
+        <w:t xml:space="preserve">, </w:t>
+      </w:r>
+      <w:proofErr w:type="spellStart"/>
+      <w:r>
+        <w:t>floor</w:t>
+      </w:r>
+      <w:proofErr w:type="spellEnd"/>
+      <w:r>
+        <w:t>”</w:t>
       </w:r>
     </w:p>
     <w:p>
@@ -699,8 +874,13 @@
           <w:numId w:val="8"/>
         </w:numPr>
       </w:pPr>
-      <w:r>
-        <w:t xml:space="preserve">Ceil </w:t>
+      <w:proofErr w:type="spellStart"/>
+      <w:r>
+        <w:t>Ceil</w:t>
+      </w:r>
+      <w:proofErr w:type="spellEnd"/>
+      <w:r>
+        <w:t xml:space="preserve"> </w:t>
       </w:r>
       <w:r>
         <w:sym w:font="Wingdings" w:char="F0E0"/>
@@ -717,9 +897,11 @@
           <w:numId w:val="8"/>
         </w:numPr>
       </w:pPr>
+      <w:proofErr w:type="spellStart"/>
       <w:r>
         <w:t>Floor</w:t>
       </w:r>
+      <w:proofErr w:type="spellEnd"/>
       <w:r>
         <w:sym w:font="Wingdings" w:char="F0E0"/>
       </w:r>
@@ -735,9 +917,11 @@
           <w:numId w:val="8"/>
         </w:numPr>
       </w:pPr>
+      <w:proofErr w:type="spellStart"/>
       <w:r>
         <w:t>Pow</w:t>
       </w:r>
+      <w:proofErr w:type="spellEnd"/>
       <w:r>
         <w:sym w:font="Wingdings" w:char="F0E0"/>
       </w:r>
@@ -753,9 +937,11 @@
           <w:numId w:val="8"/>
         </w:numPr>
       </w:pPr>
+      <w:proofErr w:type="spellStart"/>
       <w:r>
         <w:t>Sqrt</w:t>
       </w:r>
+      <w:proofErr w:type="spellEnd"/>
       <w:r>
         <w:sym w:font="Wingdings" w:char="F0E0"/>
       </w:r>
@@ -771,9 +957,11 @@
           <w:numId w:val="8"/>
         </w:numPr>
       </w:pPr>
+      <w:proofErr w:type="spellStart"/>
       <w:r>
         <w:t>Factorial</w:t>
       </w:r>
+      <w:proofErr w:type="spellEnd"/>
       <w:r>
         <w:sym w:font="Wingdings" w:char="F0E0"/>
       </w:r>
@@ -806,7 +994,17 @@
         <w:ind w:left="360"/>
       </w:pPr>
       <w:r>
-        <w:t>N1= math.function(x)</w:t>
+        <w:t xml:space="preserve">N1= </w:t>
+      </w:r>
+      <w:proofErr w:type="spellStart"/>
+      <w:proofErr w:type="gramStart"/>
+      <w:r>
+        <w:t>math.function</w:t>
+      </w:r>
+      <w:proofErr w:type="spellEnd"/>
+      <w:proofErr w:type="gramEnd"/>
+      <w:r>
+        <w:t>(x)</w:t>
       </w:r>
     </w:p>
     <w:p>
@@ -822,7 +1020,48 @@
           <w:b/>
           <w:i/>
         </w:rPr>
-        <w:t xml:space="preserve">Se eu importar so uma função, não preciso usar o math.”função”, posso usar direto só a função. </w:t>
+        <w:t xml:space="preserve">Se eu importar </w:t>
+      </w:r>
+      <w:proofErr w:type="spellStart"/>
+      <w:r>
+        <w:rPr>
+          <w:b/>
+          <w:i/>
+        </w:rPr>
+        <w:t>so</w:t>
+      </w:r>
+      <w:proofErr w:type="spellEnd"/>
+      <w:r>
+        <w:rPr>
+          <w:b/>
+          <w:i/>
+        </w:rPr>
+        <w:t xml:space="preserve"> uma função, não preciso usar o </w:t>
+      </w:r>
+      <w:proofErr w:type="spellStart"/>
+      <w:r>
+        <w:rPr>
+          <w:b/>
+          <w:i/>
+        </w:rPr>
+        <w:t>math</w:t>
+      </w:r>
+      <w:proofErr w:type="spellEnd"/>
+      <w:proofErr w:type="gramStart"/>
+      <w:r>
+        <w:rPr>
+          <w:b/>
+          <w:i/>
+        </w:rPr>
+        <w:t>.”função</w:t>
+      </w:r>
+      <w:proofErr w:type="gramEnd"/>
+      <w:r>
+        <w:rPr>
+          <w:b/>
+          <w:i/>
+        </w:rPr>
+        <w:t xml:space="preserve">”, posso usar direto só a função. </w:t>
       </w:r>
     </w:p>
     <w:p>
@@ -836,7 +1075,49 @@
         <w:rPr>
           <w:i/>
         </w:rPr>
-        <w:t>Por ex: potenciadeN = pow(N)</w:t>
+        <w:t xml:space="preserve">Por </w:t>
+      </w:r>
+      <w:proofErr w:type="spellStart"/>
+      <w:r>
+        <w:rPr>
+          <w:i/>
+        </w:rPr>
+        <w:t>ex</w:t>
+      </w:r>
+      <w:proofErr w:type="spellEnd"/>
+      <w:r>
+        <w:rPr>
+          <w:i/>
+        </w:rPr>
+        <w:t xml:space="preserve">: </w:t>
+      </w:r>
+      <w:proofErr w:type="spellStart"/>
+      <w:r>
+        <w:rPr>
+          <w:i/>
+        </w:rPr>
+        <w:t>potenciadeN</w:t>
+      </w:r>
+      <w:proofErr w:type="spellEnd"/>
+      <w:r>
+        <w:rPr>
+          <w:i/>
+        </w:rPr>
+        <w:t xml:space="preserve"> = </w:t>
+      </w:r>
+      <w:proofErr w:type="spellStart"/>
+      <w:r>
+        <w:rPr>
+          <w:i/>
+        </w:rPr>
+        <w:t>pow</w:t>
+      </w:r>
+      <w:proofErr w:type="spellEnd"/>
+      <w:r>
+        <w:rPr>
+          <w:i/>
+        </w:rPr>
+        <w:t>(N)</w:t>
       </w:r>
     </w:p>
     <w:p>
@@ -961,7 +1242,21 @@
         <w:rPr>
           <w:b/>
         </w:rPr>
-        <w:t>Uso o k=n (numero de escolhas)</w:t>
+        <w:t>Uso o k=n (</w:t>
+      </w:r>
+      <w:proofErr w:type="spellStart"/>
+      <w:r>
+        <w:rPr>
+          <w:b/>
+        </w:rPr>
+        <w:t>numero</w:t>
+      </w:r>
+      <w:proofErr w:type="spellEnd"/>
+      <w:r>
+        <w:rPr>
+          <w:b/>
+        </w:rPr>
+        <w:t xml:space="preserve"> de escolhas)</w:t>
       </w:r>
     </w:p>
     <w:p>
@@ -975,17 +1270,27 @@
           <w:b/>
         </w:rPr>
       </w:pPr>
+      <w:proofErr w:type="gramStart"/>
       <w:r>
         <w:rPr>
           <w:b/>
         </w:rPr>
         <w:t>.</w:t>
       </w:r>
-      <w:r>
-        <w:rPr>
-          <w:b/>
-        </w:rPr>
-        <w:t xml:space="preserve">join junta variáveis </w:t>
+      <w:proofErr w:type="spellStart"/>
+      <w:r>
+        <w:rPr>
+          <w:b/>
+        </w:rPr>
+        <w:t>join</w:t>
+      </w:r>
+      <w:proofErr w:type="spellEnd"/>
+      <w:proofErr w:type="gramEnd"/>
+      <w:r>
+        <w:rPr>
+          <w:b/>
+        </w:rPr>
+        <w:t xml:space="preserve"> junta variáveis </w:t>
       </w:r>
     </w:p>
     <w:p>
@@ -1000,7 +1305,20 @@
         </w:rPr>
       </w:pPr>
       <w:r>
-        <w:t>Defino antes dela o que vai ter ENTRE as variáveis. {‘e’.join(n)}. Se ficar assim fica colado um no outro. Tenho que por espaço antes e depois do ‘e’.</w:t>
+        <w:t>Defino antes dela o que vai ter ENTRE as variáveis. {‘e</w:t>
+      </w:r>
+      <w:proofErr w:type="gramStart"/>
+      <w:r>
+        <w:t>’.</w:t>
+      </w:r>
+      <w:proofErr w:type="spellStart"/>
+      <w:r>
+        <w:t>join</w:t>
+      </w:r>
+      <w:proofErr w:type="spellEnd"/>
+      <w:proofErr w:type="gramEnd"/>
+      <w:r>
+        <w:t>(n)}. Se ficar assim fica colado um no outro. Tenho que por espaço antes e depois do ‘e’.</w:t>
       </w:r>
     </w:p>
     <w:p>
@@ -1014,14 +1332,33 @@
           <w:b/>
         </w:rPr>
       </w:pPr>
-      <w:r>
-        <w:rPr>
-          <w:b/>
-        </w:rPr>
-        <w:t>Ramdom.sample(alunos, k=4)</w:t>
-      </w:r>
-      <w:r>
-        <w:t>- ele seleciona limitando quantos selecionados eu quero no k</w:t>
+      <w:proofErr w:type="spellStart"/>
+      <w:r>
+        <w:rPr>
+          <w:b/>
+        </w:rPr>
+        <w:t>Ramdom.sample</w:t>
+      </w:r>
+      <w:proofErr w:type="spellEnd"/>
+      <w:r>
+        <w:rPr>
+          <w:b/>
+        </w:rPr>
+        <w:t>(alunos, k=</w:t>
+      </w:r>
+      <w:proofErr w:type="gramStart"/>
+      <w:r>
+        <w:rPr>
+          <w:b/>
+        </w:rPr>
+        <w:t>4)</w:t>
+      </w:r>
+      <w:r>
+        <w:t>-</w:t>
+      </w:r>
+      <w:proofErr w:type="gramEnd"/>
+      <w:r>
+        <w:t xml:space="preserve"> ele seleciona limitando quantos selecionados eu quero no k</w:t>
       </w:r>
     </w:p>
     <w:p>
@@ -1035,11 +1372,19 @@
           <w:b/>
         </w:rPr>
       </w:pPr>
-      <w:r>
-        <w:rPr>
-          <w:b/>
-        </w:rPr>
-        <w:t>Ramdom.shuffle(alunos)</w:t>
+      <w:proofErr w:type="spellStart"/>
+      <w:r>
+        <w:rPr>
+          <w:b/>
+        </w:rPr>
+        <w:t>Ramdom.shuffle</w:t>
+      </w:r>
+      <w:proofErr w:type="spellEnd"/>
+      <w:r>
+        <w:rPr>
+          <w:b/>
+        </w:rPr>
+        <w:t>(alunos)</w:t>
       </w:r>
       <w:r>
         <w:rPr>
@@ -1048,7 +1393,15 @@
         <w:sym w:font="Wingdings" w:char="F0E0"/>
       </w:r>
       <w:r>
-        <w:t xml:space="preserve">Ele so embaralha, todos. </w:t>
+        <w:t xml:space="preserve">Ele </w:t>
+      </w:r>
+      <w:proofErr w:type="spellStart"/>
+      <w:r>
+        <w:t>so</w:t>
+      </w:r>
+      <w:proofErr w:type="spellEnd"/>
+      <w:r>
+        <w:t xml:space="preserve"> embaralha, todos. </w:t>
       </w:r>
     </w:p>
     <w:p>
@@ -1126,11 +1479,19 @@
           <w:numId w:val="12"/>
         </w:numPr>
       </w:pPr>
-      <w:r>
-        <w:rPr>
-          <w:b/>
-        </w:rPr>
-        <w:t>Frase.count(‘letra’)</w:t>
+      <w:proofErr w:type="spellStart"/>
+      <w:r>
+        <w:rPr>
+          <w:b/>
+        </w:rPr>
+        <w:t>Frase.count</w:t>
+      </w:r>
+      <w:proofErr w:type="spellEnd"/>
+      <w:r>
+        <w:rPr>
+          <w:b/>
+        </w:rPr>
+        <w:t>(‘letra’)</w:t>
       </w:r>
       <w:r>
         <w:sym w:font="Wingdings" w:char="F0E0"/>
@@ -1153,12 +1514,14 @@
           <w:numId w:val="12"/>
         </w:numPr>
       </w:pPr>
+      <w:proofErr w:type="spellStart"/>
       <w:r>
         <w:rPr>
           <w:b/>
         </w:rPr>
         <w:t>Frase.replace</w:t>
       </w:r>
+      <w:proofErr w:type="spellEnd"/>
       <w:r>
         <w:rPr>
           <w:b/>
@@ -1202,7 +1565,37 @@
         <w:rPr>
           <w:b/>
         </w:rPr>
-        <w:t>Print(frase.upper().count(‘O’))</w:t>
+        <w:t>Print(</w:t>
+      </w:r>
+      <w:proofErr w:type="spellStart"/>
+      <w:proofErr w:type="gramStart"/>
+      <w:r>
+        <w:rPr>
+          <w:b/>
+        </w:rPr>
+        <w:t>frase.upper</w:t>
+      </w:r>
+      <w:proofErr w:type="spellEnd"/>
+      <w:proofErr w:type="gramEnd"/>
+      <w:r>
+        <w:rPr>
+          <w:b/>
+        </w:rPr>
+        <w:t>().</w:t>
+      </w:r>
+      <w:proofErr w:type="spellStart"/>
+      <w:r>
+        <w:rPr>
+          <w:b/>
+        </w:rPr>
+        <w:t>count</w:t>
+      </w:r>
+      <w:proofErr w:type="spellEnd"/>
+      <w:r>
+        <w:rPr>
+          <w:b/>
+        </w:rPr>
+        <w:t>(‘O’))</w:t>
       </w:r>
       <w:r>
         <w:rPr>
@@ -1217,7 +1610,15 @@
         <w:t xml:space="preserve"> </w:t>
       </w:r>
       <w:r>
-        <w:t>Nesse caso ele coloca em maiusculo primeiro, depois faz</w:t>
+        <w:t xml:space="preserve">Nesse caso ele coloca em </w:t>
+      </w:r>
+      <w:proofErr w:type="spellStart"/>
+      <w:r>
+        <w:t>maiusculo</w:t>
+      </w:r>
+      <w:proofErr w:type="spellEnd"/>
+      <w:r>
+        <w:t xml:space="preserve"> primeiro, depois faz</w:t>
       </w:r>
     </w:p>
     <w:p>
@@ -1228,8 +1629,13 @@
           <w:numId w:val="12"/>
         </w:numPr>
       </w:pPr>
-      <w:r>
-        <w:t>Frase.split()</w:t>
+      <w:proofErr w:type="spellStart"/>
+      <w:r>
+        <w:t>Frase.split</w:t>
+      </w:r>
+      <w:proofErr w:type="spellEnd"/>
+      <w:r>
+        <w:t>()</w:t>
       </w:r>
       <w:r>
         <w:sym w:font="Wingdings" w:char="F0E0"/>
@@ -1397,6 +1803,7 @@
       <w:r>
         <w:rPr>
           <w:b/>
+          <w:noProof/>
         </w:rPr>
         <w:lastRenderedPageBreak/>
         <w:drawing>
@@ -1445,6 +1852,7 @@
       <w:r>
         <w:rPr>
           <w:b/>
+          <w:noProof/>
         </w:rPr>
         <w:drawing>
           <wp:inline distT="0" distB="0" distL="0" distR="0" wp14:anchorId="58496D38" wp14:editId="69C8BB4B">
@@ -1492,6 +1900,7 @@
       <w:r>
         <w:rPr>
           <w:b/>
+          <w:noProof/>
         </w:rPr>
         <w:drawing>
           <wp:inline distT="0" distB="0" distL="0" distR="0" wp14:anchorId="035DAAF3" wp14:editId="00D34201">
@@ -1552,6 +1961,7 @@
       <w:r>
         <w:rPr>
           <w:b/>
+          <w:noProof/>
         </w:rPr>
         <w:drawing>
           <wp:inline distT="0" distB="0" distL="0" distR="0" wp14:anchorId="3D427403" wp14:editId="3969611F">
@@ -1590,6 +2000,185 @@
         </w:drawing>
       </w:r>
     </w:p>
+    <w:p>
+      <w:pPr>
+        <w:rPr>
+          <w:b/>
+        </w:rPr>
+      </w:pPr>
+    </w:p>
+    <w:p>
+      <w:pPr>
+        <w:rPr>
+          <w:b/>
+        </w:rPr>
+      </w:pPr>
+    </w:p>
+    <w:p>
+      <w:pPr>
+        <w:rPr>
+          <w:b/>
+        </w:rPr>
+      </w:pPr>
+      <w:r>
+        <w:rPr>
+          <w:b/>
+        </w:rPr>
+        <w:lastRenderedPageBreak/>
+        <w:t>RANGE</w:t>
+      </w:r>
+    </w:p>
+    <w:p>
+      <w:pPr>
+        <w:pStyle w:val="PargrafodaLista"/>
+        <w:numPr>
+          <w:ilvl w:val="0"/>
+          <w:numId w:val="13"/>
+        </w:numPr>
+        <w:rPr>
+          <w:b/>
+        </w:rPr>
+      </w:pPr>
+      <w:proofErr w:type="spellStart"/>
+      <w:r>
+        <w:t>Ex</w:t>
+      </w:r>
+      <w:proofErr w:type="spellEnd"/>
+      <w:r>
+        <w:t xml:space="preserve"> de estrutura:  for c in </w:t>
+      </w:r>
+      <w:proofErr w:type="gramStart"/>
+      <w:r>
+        <w:t>range(</w:t>
+      </w:r>
+      <w:proofErr w:type="gramEnd"/>
+      <w:r>
+        <w:t>1 , 6)</w:t>
+      </w:r>
+    </w:p>
+    <w:p>
+      <w:pPr>
+        <w:pStyle w:val="PargrafodaLista"/>
+        <w:numPr>
+          <w:ilvl w:val="1"/>
+          <w:numId w:val="13"/>
+        </w:numPr>
+        <w:rPr>
+          <w:b/>
+        </w:rPr>
+      </w:pPr>
+      <w:r>
+        <w:t>Aqui o c vai de 1 até 5, o ultimo ele não conta</w:t>
+      </w:r>
+    </w:p>
+    <w:p>
+      <w:pPr>
+        <w:pStyle w:val="PargrafodaLista"/>
+        <w:numPr>
+          <w:ilvl w:val="0"/>
+          <w:numId w:val="13"/>
+        </w:numPr>
+        <w:rPr>
+          <w:b/>
+          <w:lang w:val="en-US"/>
+        </w:rPr>
+      </w:pPr>
+      <w:r>
+        <w:rPr>
+          <w:lang w:val="en-US"/>
+        </w:rPr>
+        <w:t>Ex 2: for c in range (</w:t>
+      </w:r>
+      <w:r>
+        <w:rPr>
+          <w:lang w:val="en-US"/>
+        </w:rPr>
+        <w:t>6, 0, -1)</w:t>
+      </w:r>
+    </w:p>
+    <w:p>
+      <w:pPr>
+        <w:pStyle w:val="PargrafodaLista"/>
+        <w:numPr>
+          <w:ilvl w:val="1"/>
+          <w:numId w:val="13"/>
+        </w:numPr>
+        <w:rPr>
+          <w:b/>
+        </w:rPr>
+      </w:pPr>
+      <w:r>
+        <w:t>Aqui ele vai de 6 a 1</w:t>
+      </w:r>
+      <w:r>
+        <w:t>, o ultimo é minha condição, o que eu quero e como eu quero que caminhe</w:t>
+      </w:r>
+    </w:p>
+    <w:p>
+      <w:pPr>
+        <w:pStyle w:val="PargrafodaLista"/>
+        <w:numPr>
+          <w:ilvl w:val="1"/>
+          <w:numId w:val="13"/>
+        </w:numPr>
+        <w:rPr>
+          <w:b/>
+        </w:rPr>
+      </w:pPr>
+      <w:r>
+        <w:t>Posso ir pulando de 2 em 2 e etc. x</w:t>
+      </w:r>
+    </w:p>
+    <w:p>
+      <w:pPr>
+        <w:rPr>
+          <w:b/>
+        </w:rPr>
+      </w:pPr>
+      <w:r>
+        <w:drawing>
+          <wp:inline distT="0" distB="0" distL="0" distR="0" wp14:anchorId="48DCCA59" wp14:editId="7CEF3652">
+            <wp:extent cx="6645910" cy="3547110"/>
+            <wp:effectExtent l="0" t="0" r="2540" b="0"/>
+            <wp:docPr id="74065396" name="Imagem 1"/>
+            <wp:cNvGraphicFramePr>
+              <a:graphicFrameLocks xmlns:a="http://schemas.openxmlformats.org/drawingml/2006/main" noChangeAspect="1"/>
+            </wp:cNvGraphicFramePr>
+            <a:graphic xmlns:a="http://schemas.openxmlformats.org/drawingml/2006/main">
+              <a:graphicData uri="http://schemas.openxmlformats.org/drawingml/2006/picture">
+                <pic:pic xmlns:pic="http://schemas.openxmlformats.org/drawingml/2006/picture">
+                  <pic:nvPicPr>
+                    <pic:cNvPr id="74065396" name=""/>
+                    <pic:cNvPicPr/>
+                  </pic:nvPicPr>
+                  <pic:blipFill rotWithShape="1">
+                    <a:blip r:embed="rId15"/>
+                    <a:srcRect l="-621" t="716" r="3112" b="-716"/>
+                    <a:stretch/>
+                  </pic:blipFill>
+                  <pic:spPr>
+                    <a:xfrm>
+                      <a:off x="0" y="0"/>
+                      <a:ext cx="6645910" cy="3547110"/>
+                    </a:xfrm>
+                    <a:prstGeom prst="rect">
+                      <a:avLst/>
+                    </a:prstGeom>
+                  </pic:spPr>
+                </pic:pic>
+              </a:graphicData>
+            </a:graphic>
+          </wp:inline>
+        </w:drawing>
+      </w:r>
+    </w:p>
+    <w:p>
+      <w:pPr>
+        <w:rPr>
+          <w:b/>
+        </w:rPr>
+      </w:pPr>
+    </w:p>
     <w:sectPr>
       <w:pgSz w:w="11906" w:h="16838"/>
       <w:pgMar w:top="720" w:right="720" w:bottom="720" w:left="720" w:header="708" w:footer="708" w:gutter="0"/>
@@ -2493,6 +3082,95 @@
     </w:lvl>
   </w:abstractNum>
   <w:abstractNum w:abstractNumId="10" w15:restartNumberingAfterBreak="0">
+    <w:nsid w:val="60BD10F8"/>
+    <w:multiLevelType w:val="hybridMultilevel"/>
+    <w:tmpl w:val="132E18E8"/>
+    <w:lvl w:ilvl="0" w:tplc="0416000F">
+      <w:start w:val="1"/>
+      <w:numFmt w:val="decimal"/>
+      <w:lvlText w:val="%1."/>
+      <w:lvlJc w:val="left"/>
+      <w:pPr>
+        <w:ind w:left="720" w:hanging="360"/>
+      </w:pPr>
+      <w:rPr>
+        <w:rFonts w:hint="default"/>
+      </w:rPr>
+    </w:lvl>
+    <w:lvl w:ilvl="1" w:tplc="04160019">
+      <w:start w:val="1"/>
+      <w:numFmt w:val="lowerLetter"/>
+      <w:lvlText w:val="%2."/>
+      <w:lvlJc w:val="left"/>
+      <w:pPr>
+        <w:ind w:left="1440" w:hanging="360"/>
+      </w:pPr>
+    </w:lvl>
+    <w:lvl w:ilvl="2" w:tplc="0416001B" w:tentative="1">
+      <w:start w:val="1"/>
+      <w:numFmt w:val="lowerRoman"/>
+      <w:lvlText w:val="%3."/>
+      <w:lvlJc w:val="right"/>
+      <w:pPr>
+        <w:ind w:left="2160" w:hanging="180"/>
+      </w:pPr>
+    </w:lvl>
+    <w:lvl w:ilvl="3" w:tplc="0416000F" w:tentative="1">
+      <w:start w:val="1"/>
+      <w:numFmt w:val="decimal"/>
+      <w:lvlText w:val="%4."/>
+      <w:lvlJc w:val="left"/>
+      <w:pPr>
+        <w:ind w:left="2880" w:hanging="360"/>
+      </w:pPr>
+    </w:lvl>
+    <w:lvl w:ilvl="4" w:tplc="04160019" w:tentative="1">
+      <w:start w:val="1"/>
+      <w:numFmt w:val="lowerLetter"/>
+      <w:lvlText w:val="%5."/>
+      <w:lvlJc w:val="left"/>
+      <w:pPr>
+        <w:ind w:left="3600" w:hanging="360"/>
+      </w:pPr>
+    </w:lvl>
+    <w:lvl w:ilvl="5" w:tplc="0416001B" w:tentative="1">
+      <w:start w:val="1"/>
+      <w:numFmt w:val="lowerRoman"/>
+      <w:lvlText w:val="%6."/>
+      <w:lvlJc w:val="right"/>
+      <w:pPr>
+        <w:ind w:left="4320" w:hanging="180"/>
+      </w:pPr>
+    </w:lvl>
+    <w:lvl w:ilvl="6" w:tplc="0416000F" w:tentative="1">
+      <w:start w:val="1"/>
+      <w:numFmt w:val="decimal"/>
+      <w:lvlText w:val="%7."/>
+      <w:lvlJc w:val="left"/>
+      <w:pPr>
+        <w:ind w:left="5040" w:hanging="360"/>
+      </w:pPr>
+    </w:lvl>
+    <w:lvl w:ilvl="7" w:tplc="04160019" w:tentative="1">
+      <w:start w:val="1"/>
+      <w:numFmt w:val="lowerLetter"/>
+      <w:lvlText w:val="%8."/>
+      <w:lvlJc w:val="left"/>
+      <w:pPr>
+        <w:ind w:left="5760" w:hanging="360"/>
+      </w:pPr>
+    </w:lvl>
+    <w:lvl w:ilvl="8" w:tplc="0416001B" w:tentative="1">
+      <w:start w:val="1"/>
+      <w:numFmt w:val="lowerRoman"/>
+      <w:lvlText w:val="%9."/>
+      <w:lvlJc w:val="right"/>
+      <w:pPr>
+        <w:ind w:left="6480" w:hanging="180"/>
+      </w:pPr>
+    </w:lvl>
+  </w:abstractNum>
+  <w:abstractNum w:abstractNumId="11" w15:restartNumberingAfterBreak="0">
     <w:nsid w:val="6C164AB9"/>
     <w:multiLevelType w:val="hybridMultilevel"/>
     <w:tmpl w:val="A88C9744"/>
@@ -2581,7 +3259,7 @@
       </w:pPr>
     </w:lvl>
   </w:abstractNum>
-  <w:abstractNum w:abstractNumId="11" w15:restartNumberingAfterBreak="0">
+  <w:abstractNum w:abstractNumId="12" w15:restartNumberingAfterBreak="0">
     <w:nsid w:val="721C64A3"/>
     <w:multiLevelType w:val="hybridMultilevel"/>
     <w:tmpl w:val="93442B0A"/>
@@ -2671,7 +3349,7 @@
     </w:lvl>
   </w:abstractNum>
   <w:num w:numId="1" w16cid:durableId="1943032698">
-    <w:abstractNumId w:val="11"/>
+    <w:abstractNumId w:val="12"/>
   </w:num>
   <w:num w:numId="2" w16cid:durableId="151485812">
     <w:abstractNumId w:val="3"/>
@@ -2683,7 +3361,7 @@
     <w:abstractNumId w:val="7"/>
   </w:num>
   <w:num w:numId="5" w16cid:durableId="920723926">
-    <w:abstractNumId w:val="10"/>
+    <w:abstractNumId w:val="11"/>
   </w:num>
   <w:num w:numId="6" w16cid:durableId="1785731409">
     <w:abstractNumId w:val="6"/>
@@ -2705,6 +3383,9 @@
   </w:num>
   <w:num w:numId="12" w16cid:durableId="692533080">
     <w:abstractNumId w:val="5"/>
+  </w:num>
+  <w:num w:numId="13" w16cid:durableId="88694446">
+    <w:abstractNumId w:val="10"/>
   </w:num>
 </w:numbering>
 </file>

--- a/ESTUDOS PYTHON.docx
+++ b/ESTUDOS PYTHON.docx
@@ -61,13 +61,8 @@
       </w:r>
     </w:p>
     <w:p>
-      <w:proofErr w:type="spellStart"/>
-      <w:r>
-        <w:t>Int</w:t>
-      </w:r>
-      <w:proofErr w:type="spellEnd"/>
-      <w:r>
-        <w:t xml:space="preserve"> == seria pra números inteiros. </w:t>
+      <w:r>
+        <w:t xml:space="preserve">Int == seria pra números inteiros. </w:t>
       </w:r>
     </w:p>
     <w:p>
@@ -173,46 +168,12 @@
           <w:bCs/>
         </w:rPr>
       </w:pPr>
-      <w:proofErr w:type="spellStart"/>
-      <w:proofErr w:type="gramStart"/>
-      <w:r>
-        <w:rPr>
-          <w:b/>
-          <w:bCs/>
-        </w:rPr>
-        <w:t>Pow</w:t>
-      </w:r>
-      <w:proofErr w:type="spellEnd"/>
-      <w:r>
-        <w:rPr>
-          <w:b/>
-          <w:bCs/>
-        </w:rPr>
-        <w:t>(</w:t>
-      </w:r>
-      <w:proofErr w:type="gramEnd"/>
-      <w:r>
-        <w:rPr>
-          <w:b/>
-          <w:bCs/>
-        </w:rPr>
-        <w:t xml:space="preserve">4,3)- </w:t>
-      </w:r>
-      <w:proofErr w:type="spellStart"/>
-      <w:r>
-        <w:rPr>
-          <w:b/>
-          <w:bCs/>
-        </w:rPr>
-        <w:t>potencia</w:t>
-      </w:r>
-      <w:proofErr w:type="spellEnd"/>
-      <w:r>
-        <w:rPr>
-          <w:b/>
-          <w:bCs/>
-        </w:rPr>
-        <w:t xml:space="preserve"> de 4 ao cubo.</w:t>
+      <w:r>
+        <w:rPr>
+          <w:b/>
+          <w:bCs/>
+        </w:rPr>
+        <w:t>Pow(4,3)- potencia de 4 ao cubo.</w:t>
       </w:r>
     </w:p>
     <w:p>
@@ -262,21 +223,12 @@
           <w:bCs/>
         </w:rPr>
       </w:pPr>
-      <w:proofErr w:type="spellStart"/>
-      <w:r>
-        <w:rPr>
-          <w:b/>
-          <w:bCs/>
-        </w:rPr>
-        <w:t>Divisao</w:t>
-      </w:r>
-      <w:proofErr w:type="spellEnd"/>
-      <w:r>
-        <w:rPr>
-          <w:b/>
-          <w:bCs/>
-        </w:rPr>
-        <w:t xml:space="preserve"> inteira = 19//2 seria apenas 9.</w:t>
+      <w:r>
+        <w:rPr>
+          <w:b/>
+          <w:bCs/>
+        </w:rPr>
+        <w:t>Divisao inteira = 19//2 seria apenas 9.</w:t>
       </w:r>
     </w:p>
     <w:p>
@@ -438,23 +390,7 @@
           <w:b/>
           <w:bCs/>
         </w:rPr>
-        <w:t xml:space="preserve">múltiplos </w:t>
-      </w:r>
-      <w:proofErr w:type="spellStart"/>
-      <w:r>
-        <w:rPr>
-          <w:b/>
-          <w:bCs/>
-        </w:rPr>
-        <w:t>strings</w:t>
-      </w:r>
-      <w:proofErr w:type="spellEnd"/>
-      <w:r>
-        <w:rPr>
-          <w:b/>
-          <w:bCs/>
-        </w:rPr>
-        <w:t xml:space="preserve"> colocando multiplicação:</w:t>
+        <w:t>múltiplos strings colocando multiplicação:</w:t>
       </w:r>
     </w:p>
     <w:p>
@@ -465,23 +401,13 @@
           <w:iCs/>
         </w:rPr>
       </w:pPr>
-      <w:proofErr w:type="gramStart"/>
       <w:r>
         <w:rPr>
           <w:bCs/>
           <w:i/>
           <w:iCs/>
         </w:rPr>
-        <w:t>Print(</w:t>
-      </w:r>
-      <w:proofErr w:type="gramEnd"/>
-      <w:r>
-        <w:rPr>
-          <w:bCs/>
-          <w:i/>
-          <w:iCs/>
-        </w:rPr>
-        <w:t>‘‘=’’*20)</w:t>
+        <w:t>Print(‘‘=’’*20)</w:t>
       </w:r>
     </w:p>
     <w:p>
@@ -504,33 +430,14 @@
           <w:szCs w:val="40"/>
           <w:u w:val="single"/>
         </w:rPr>
-        <w:t>{:=^</w:t>
-      </w:r>
-      <w:proofErr w:type="gramStart"/>
-      <w:r>
-        <w:rPr>
-          <w:i/>
-          <w:iCs/>
+        <w:t>{:=^20}</w:t>
+      </w:r>
+      <w:r>
+        <w:rPr>
           <w:sz w:val="40"/>
           <w:szCs w:val="40"/>
-          <w:u w:val="single"/>
-        </w:rPr>
-        <w:t>20}</w:t>
-      </w:r>
-      <w:r>
-        <w:rPr>
-          <w:sz w:val="40"/>
-          <w:szCs w:val="40"/>
-        </w:rPr>
-        <w:t>-</w:t>
-      </w:r>
-      <w:proofErr w:type="gramEnd"/>
-      <w:r>
-        <w:rPr>
-          <w:sz w:val="40"/>
-          <w:szCs w:val="40"/>
-        </w:rPr>
-        <w:t xml:space="preserve"> O QUE QUER DIZER ISSO?</w:t>
+        </w:rPr>
+        <w:t>- O QUE QUER DIZER ISSO?</w:t>
       </w:r>
     </w:p>
     <w:p>
@@ -586,23 +493,21 @@
           <w:numId w:val="5"/>
         </w:numPr>
       </w:pPr>
-      <w:proofErr w:type="gramStart"/>
       <w:r>
         <w:rPr>
           <w:b/>
           <w:sz w:val="24"/>
           <w:szCs w:val="24"/>
         </w:rPr>
-        <w:t>&gt;,&lt;</w:t>
-      </w:r>
-      <w:proofErr w:type="gramEnd"/>
+        <w:t>&gt;,&lt;,^</w:t>
+      </w:r>
       <w:r>
         <w:rPr>
           <w:b/>
           <w:sz w:val="24"/>
           <w:szCs w:val="24"/>
         </w:rPr>
-        <w:t>,^</w:t>
+        <w:t xml:space="preserve"> </w:t>
       </w:r>
       <w:r>
         <w:rPr>
@@ -610,7 +515,7 @@
           <w:sz w:val="24"/>
           <w:szCs w:val="24"/>
         </w:rPr>
-        <w:t xml:space="preserve"> </w:t>
+        <w:sym w:font="Wingdings" w:char="F0E0"/>
       </w:r>
       <w:r>
         <w:rPr>
@@ -618,38 +523,14 @@
           <w:sz w:val="24"/>
           <w:szCs w:val="24"/>
         </w:rPr>
-        <w:sym w:font="Wingdings" w:char="F0E0"/>
-      </w:r>
-      <w:r>
-        <w:rPr>
-          <w:b/>
+        <w:t xml:space="preserve"> </w:t>
+      </w:r>
+      <w:r>
+        <w:rPr>
           <w:sz w:val="24"/>
           <w:szCs w:val="24"/>
         </w:rPr>
-        <w:t xml:space="preserve"> </w:t>
-      </w:r>
-      <w:r>
-        <w:rPr>
-          <w:sz w:val="24"/>
-          <w:szCs w:val="24"/>
-        </w:rPr>
-        <w:t xml:space="preserve">Alinhado </w:t>
-      </w:r>
-      <w:proofErr w:type="spellStart"/>
-      <w:r>
-        <w:rPr>
-          <w:sz w:val="24"/>
-          <w:szCs w:val="24"/>
-        </w:rPr>
-        <w:t>a</w:t>
-      </w:r>
-      <w:proofErr w:type="spellEnd"/>
-      <w:r>
-        <w:rPr>
-          <w:sz w:val="24"/>
-          <w:szCs w:val="24"/>
-        </w:rPr>
-        <w:t xml:space="preserve"> direita, esquerda e centralizado (respectivamente).</w:t>
+        <w:t>Alinhado a direita, esquerda e centralizado (respectivamente).</w:t>
       </w:r>
     </w:p>
     <w:p>
@@ -760,15 +641,7 @@
         </w:numPr>
       </w:pPr>
       <w:r>
-        <w:t xml:space="preserve">, </w:t>
-      </w:r>
-      <w:proofErr w:type="spellStart"/>
-      <w:r>
-        <w:t>end</w:t>
-      </w:r>
-      <w:proofErr w:type="spellEnd"/>
-      <w:r>
-        <w:t>=’ ‘</w:t>
+        <w:t>, end=’ ‘</w:t>
       </w:r>
       <w:r>
         <w:sym w:font="Wingdings" w:char="F0E0"/>
@@ -815,55 +688,7 @@
     </w:p>
     <w:p>
       <w:r>
-        <w:t>Pra importar bibliotecas, a gente usa o “</w:t>
-      </w:r>
-      <w:proofErr w:type="spellStart"/>
-      <w:r>
-        <w:t>import</w:t>
-      </w:r>
-      <w:proofErr w:type="spellEnd"/>
-      <w:r>
-        <w:t>”. Posso importar algo apenas, usando “</w:t>
-      </w:r>
-      <w:proofErr w:type="spellStart"/>
-      <w:r>
-        <w:t>from</w:t>
-      </w:r>
-      <w:proofErr w:type="spellEnd"/>
-      <w:r>
-        <w:t xml:space="preserve"> </w:t>
-      </w:r>
-      <w:proofErr w:type="spellStart"/>
-      <w:r>
-        <w:t>math</w:t>
-      </w:r>
-      <w:proofErr w:type="spellEnd"/>
-      <w:r>
-        <w:t xml:space="preserve"> </w:t>
-      </w:r>
-      <w:proofErr w:type="spellStart"/>
-      <w:r>
-        <w:t>import</w:t>
-      </w:r>
-      <w:proofErr w:type="spellEnd"/>
-      <w:r>
-        <w:t xml:space="preserve"> </w:t>
-      </w:r>
-      <w:proofErr w:type="spellStart"/>
-      <w:r>
-        <w:t>ceil</w:t>
-      </w:r>
-      <w:proofErr w:type="spellEnd"/>
-      <w:r>
-        <w:t xml:space="preserve">, </w:t>
-      </w:r>
-      <w:proofErr w:type="spellStart"/>
-      <w:r>
-        <w:t>floor</w:t>
-      </w:r>
-      <w:proofErr w:type="spellEnd"/>
-      <w:r>
-        <w:t>”</w:t>
+        <w:t>Pra importar bibliotecas, a gente usa o “import”. Posso importar algo apenas, usando “from math import ceil, floor”</w:t>
       </w:r>
     </w:p>
     <w:p>
@@ -874,13 +699,8 @@
           <w:numId w:val="8"/>
         </w:numPr>
       </w:pPr>
-      <w:proofErr w:type="spellStart"/>
-      <w:r>
-        <w:t>Ceil</w:t>
-      </w:r>
-      <w:proofErr w:type="spellEnd"/>
-      <w:r>
-        <w:t xml:space="preserve"> </w:t>
+      <w:r>
+        <w:t xml:space="preserve">Ceil </w:t>
       </w:r>
       <w:r>
         <w:sym w:font="Wingdings" w:char="F0E0"/>
@@ -897,11 +717,9 @@
           <w:numId w:val="8"/>
         </w:numPr>
       </w:pPr>
-      <w:proofErr w:type="spellStart"/>
       <w:r>
         <w:t>Floor</w:t>
       </w:r>
-      <w:proofErr w:type="spellEnd"/>
       <w:r>
         <w:sym w:font="Wingdings" w:char="F0E0"/>
       </w:r>
@@ -917,11 +735,9 @@
           <w:numId w:val="8"/>
         </w:numPr>
       </w:pPr>
-      <w:proofErr w:type="spellStart"/>
       <w:r>
         <w:t>Pow</w:t>
       </w:r>
-      <w:proofErr w:type="spellEnd"/>
       <w:r>
         <w:sym w:font="Wingdings" w:char="F0E0"/>
       </w:r>
@@ -937,11 +753,9 @@
           <w:numId w:val="8"/>
         </w:numPr>
       </w:pPr>
-      <w:proofErr w:type="spellStart"/>
       <w:r>
         <w:t>Sqrt</w:t>
       </w:r>
-      <w:proofErr w:type="spellEnd"/>
       <w:r>
         <w:sym w:font="Wingdings" w:char="F0E0"/>
       </w:r>
@@ -957,11 +771,9 @@
           <w:numId w:val="8"/>
         </w:numPr>
       </w:pPr>
-      <w:proofErr w:type="spellStart"/>
       <w:r>
         <w:t>Factorial</w:t>
       </w:r>
-      <w:proofErr w:type="spellEnd"/>
       <w:r>
         <w:sym w:font="Wingdings" w:char="F0E0"/>
       </w:r>
@@ -994,17 +806,7 @@
         <w:ind w:left="360"/>
       </w:pPr>
       <w:r>
-        <w:t xml:space="preserve">N1= </w:t>
-      </w:r>
-      <w:proofErr w:type="spellStart"/>
-      <w:proofErr w:type="gramStart"/>
-      <w:r>
-        <w:t>math.function</w:t>
-      </w:r>
-      <w:proofErr w:type="spellEnd"/>
-      <w:proofErr w:type="gramEnd"/>
-      <w:r>
-        <w:t>(x)</w:t>
+        <w:t>N1= math.function(x)</w:t>
       </w:r>
     </w:p>
     <w:p>
@@ -1020,104 +822,21 @@
           <w:b/>
           <w:i/>
         </w:rPr>
-        <w:t xml:space="preserve">Se eu importar </w:t>
-      </w:r>
-      <w:proofErr w:type="spellStart"/>
-      <w:r>
-        <w:rPr>
-          <w:b/>
+        <w:t xml:space="preserve">Se eu importar so uma função, não preciso usar o math.”função”, posso usar direto só a função. </w:t>
+      </w:r>
+    </w:p>
+    <w:p>
+      <w:pPr>
+        <w:ind w:left="360"/>
+        <w:rPr>
           <w:i/>
         </w:rPr>
-        <w:t>so</w:t>
-      </w:r>
-      <w:proofErr w:type="spellEnd"/>
-      <w:r>
-        <w:rPr>
-          <w:b/>
+      </w:pPr>
+      <w:r>
+        <w:rPr>
           <w:i/>
         </w:rPr>
-        <w:t xml:space="preserve"> uma função, não preciso usar o </w:t>
-      </w:r>
-      <w:proofErr w:type="spellStart"/>
-      <w:r>
-        <w:rPr>
-          <w:b/>
-          <w:i/>
-        </w:rPr>
-        <w:t>math</w:t>
-      </w:r>
-      <w:proofErr w:type="spellEnd"/>
-      <w:proofErr w:type="gramStart"/>
-      <w:r>
-        <w:rPr>
-          <w:b/>
-          <w:i/>
-        </w:rPr>
-        <w:t>.”função</w:t>
-      </w:r>
-      <w:proofErr w:type="gramEnd"/>
-      <w:r>
-        <w:rPr>
-          <w:b/>
-          <w:i/>
-        </w:rPr>
-        <w:t xml:space="preserve">”, posso usar direto só a função. </w:t>
-      </w:r>
-    </w:p>
-    <w:p>
-      <w:pPr>
-        <w:ind w:left="360"/>
-        <w:rPr>
-          <w:i/>
-        </w:rPr>
-      </w:pPr>
-      <w:r>
-        <w:rPr>
-          <w:i/>
-        </w:rPr>
-        <w:t xml:space="preserve">Por </w:t>
-      </w:r>
-      <w:proofErr w:type="spellStart"/>
-      <w:r>
-        <w:rPr>
-          <w:i/>
-        </w:rPr>
-        <w:t>ex</w:t>
-      </w:r>
-      <w:proofErr w:type="spellEnd"/>
-      <w:r>
-        <w:rPr>
-          <w:i/>
-        </w:rPr>
-        <w:t xml:space="preserve">: </w:t>
-      </w:r>
-      <w:proofErr w:type="spellStart"/>
-      <w:r>
-        <w:rPr>
-          <w:i/>
-        </w:rPr>
-        <w:t>potenciadeN</w:t>
-      </w:r>
-      <w:proofErr w:type="spellEnd"/>
-      <w:r>
-        <w:rPr>
-          <w:i/>
-        </w:rPr>
-        <w:t xml:space="preserve"> = </w:t>
-      </w:r>
-      <w:proofErr w:type="spellStart"/>
-      <w:r>
-        <w:rPr>
-          <w:i/>
-        </w:rPr>
-        <w:t>pow</w:t>
-      </w:r>
-      <w:proofErr w:type="spellEnd"/>
-      <w:r>
-        <w:rPr>
-          <w:i/>
-        </w:rPr>
-        <w:t>(N)</w:t>
+        <w:t>Por ex: potenciadeN = pow(N)</w:t>
       </w:r>
     </w:p>
     <w:p>
@@ -1242,21 +961,7 @@
         <w:rPr>
           <w:b/>
         </w:rPr>
-        <w:t>Uso o k=n (</w:t>
-      </w:r>
-      <w:proofErr w:type="spellStart"/>
-      <w:r>
-        <w:rPr>
-          <w:b/>
-        </w:rPr>
-        <w:t>numero</w:t>
-      </w:r>
-      <w:proofErr w:type="spellEnd"/>
-      <w:r>
-        <w:rPr>
-          <w:b/>
-        </w:rPr>
-        <w:t xml:space="preserve"> de escolhas)</w:t>
+        <w:t>Uso o k=n (numero de escolhas)</w:t>
       </w:r>
     </w:p>
     <w:p>
@@ -1270,27 +975,17 @@
           <w:b/>
         </w:rPr>
       </w:pPr>
-      <w:proofErr w:type="gramStart"/>
       <w:r>
         <w:rPr>
           <w:b/>
         </w:rPr>
         <w:t>.</w:t>
       </w:r>
-      <w:proofErr w:type="spellStart"/>
-      <w:r>
-        <w:rPr>
-          <w:b/>
-        </w:rPr>
-        <w:t>join</w:t>
-      </w:r>
-      <w:proofErr w:type="spellEnd"/>
-      <w:proofErr w:type="gramEnd"/>
-      <w:r>
-        <w:rPr>
-          <w:b/>
-        </w:rPr>
-        <w:t xml:space="preserve"> junta variáveis </w:t>
+      <w:r>
+        <w:rPr>
+          <w:b/>
+        </w:rPr>
+        <w:t xml:space="preserve">join junta variáveis </w:t>
       </w:r>
     </w:p>
     <w:p>
@@ -1305,20 +1000,7 @@
         </w:rPr>
       </w:pPr>
       <w:r>
-        <w:t>Defino antes dela o que vai ter ENTRE as variáveis. {‘e</w:t>
-      </w:r>
-      <w:proofErr w:type="gramStart"/>
-      <w:r>
-        <w:t>’.</w:t>
-      </w:r>
-      <w:proofErr w:type="spellStart"/>
-      <w:r>
-        <w:t>join</w:t>
-      </w:r>
-      <w:proofErr w:type="spellEnd"/>
-      <w:proofErr w:type="gramEnd"/>
-      <w:r>
-        <w:t>(n)}. Se ficar assim fica colado um no outro. Tenho que por espaço antes e depois do ‘e’.</w:t>
+        <w:t>Defino antes dela o que vai ter ENTRE as variáveis. {‘e’.join(n)}. Se ficar assim fica colado um no outro. Tenho que por espaço antes e depois do ‘e’.</w:t>
       </w:r>
     </w:p>
     <w:p>
@@ -1332,33 +1014,14 @@
           <w:b/>
         </w:rPr>
       </w:pPr>
-      <w:proofErr w:type="spellStart"/>
-      <w:r>
-        <w:rPr>
-          <w:b/>
-        </w:rPr>
-        <w:t>Ramdom.sample</w:t>
-      </w:r>
-      <w:proofErr w:type="spellEnd"/>
-      <w:r>
-        <w:rPr>
-          <w:b/>
-        </w:rPr>
-        <w:t>(alunos, k=</w:t>
-      </w:r>
-      <w:proofErr w:type="gramStart"/>
-      <w:r>
-        <w:rPr>
-          <w:b/>
-        </w:rPr>
-        <w:t>4)</w:t>
-      </w:r>
-      <w:r>
-        <w:t>-</w:t>
-      </w:r>
-      <w:proofErr w:type="gramEnd"/>
-      <w:r>
-        <w:t xml:space="preserve"> ele seleciona limitando quantos selecionados eu quero no k</w:t>
+      <w:r>
+        <w:rPr>
+          <w:b/>
+        </w:rPr>
+        <w:t>Ramdom.sample(alunos, k=4)</w:t>
+      </w:r>
+      <w:r>
+        <w:t>- ele seleciona limitando quantos selecionados eu quero no k</w:t>
       </w:r>
     </w:p>
     <w:p>
@@ -1372,19 +1035,11 @@
           <w:b/>
         </w:rPr>
       </w:pPr>
-      <w:proofErr w:type="spellStart"/>
-      <w:r>
-        <w:rPr>
-          <w:b/>
-        </w:rPr>
-        <w:t>Ramdom.shuffle</w:t>
-      </w:r>
-      <w:proofErr w:type="spellEnd"/>
-      <w:r>
-        <w:rPr>
-          <w:b/>
-        </w:rPr>
-        <w:t>(alunos)</w:t>
+      <w:r>
+        <w:rPr>
+          <w:b/>
+        </w:rPr>
+        <w:t>Ramdom.shuffle(alunos)</w:t>
       </w:r>
       <w:r>
         <w:rPr>
@@ -1393,15 +1048,7 @@
         <w:sym w:font="Wingdings" w:char="F0E0"/>
       </w:r>
       <w:r>
-        <w:t xml:space="preserve">Ele </w:t>
-      </w:r>
-      <w:proofErr w:type="spellStart"/>
-      <w:r>
-        <w:t>so</w:t>
-      </w:r>
-      <w:proofErr w:type="spellEnd"/>
-      <w:r>
-        <w:t xml:space="preserve"> embaralha, todos. </w:t>
+        <w:t xml:space="preserve">Ele so embaralha, todos. </w:t>
       </w:r>
     </w:p>
     <w:p>
@@ -1479,19 +1126,11 @@
           <w:numId w:val="12"/>
         </w:numPr>
       </w:pPr>
-      <w:proofErr w:type="spellStart"/>
-      <w:r>
-        <w:rPr>
-          <w:b/>
-        </w:rPr>
-        <w:t>Frase.count</w:t>
-      </w:r>
-      <w:proofErr w:type="spellEnd"/>
-      <w:r>
-        <w:rPr>
-          <w:b/>
-        </w:rPr>
-        <w:t>(‘letra’)</w:t>
+      <w:r>
+        <w:rPr>
+          <w:b/>
+        </w:rPr>
+        <w:t>Frase.count(‘letra’)</w:t>
       </w:r>
       <w:r>
         <w:sym w:font="Wingdings" w:char="F0E0"/>
@@ -1514,14 +1153,12 @@
           <w:numId w:val="12"/>
         </w:numPr>
       </w:pPr>
-      <w:proofErr w:type="spellStart"/>
       <w:r>
         <w:rPr>
           <w:b/>
         </w:rPr>
         <w:t>Frase.replace</w:t>
       </w:r>
-      <w:proofErr w:type="spellEnd"/>
       <w:r>
         <w:rPr>
           <w:b/>
@@ -1565,37 +1202,7 @@
         <w:rPr>
           <w:b/>
         </w:rPr>
-        <w:t>Print(</w:t>
-      </w:r>
-      <w:proofErr w:type="spellStart"/>
-      <w:proofErr w:type="gramStart"/>
-      <w:r>
-        <w:rPr>
-          <w:b/>
-        </w:rPr>
-        <w:t>frase.upper</w:t>
-      </w:r>
-      <w:proofErr w:type="spellEnd"/>
-      <w:proofErr w:type="gramEnd"/>
-      <w:r>
-        <w:rPr>
-          <w:b/>
-        </w:rPr>
-        <w:t>().</w:t>
-      </w:r>
-      <w:proofErr w:type="spellStart"/>
-      <w:r>
-        <w:rPr>
-          <w:b/>
-        </w:rPr>
-        <w:t>count</w:t>
-      </w:r>
-      <w:proofErr w:type="spellEnd"/>
-      <w:r>
-        <w:rPr>
-          <w:b/>
-        </w:rPr>
-        <w:t>(‘O’))</w:t>
+        <w:t>Print(frase.upper().count(‘O’))</w:t>
       </w:r>
       <w:r>
         <w:rPr>
@@ -1610,15 +1217,7 @@
         <w:t xml:space="preserve"> </w:t>
       </w:r>
       <w:r>
-        <w:t xml:space="preserve">Nesse caso ele coloca em </w:t>
-      </w:r>
-      <w:proofErr w:type="spellStart"/>
-      <w:r>
-        <w:t>maiusculo</w:t>
-      </w:r>
-      <w:proofErr w:type="spellEnd"/>
-      <w:r>
-        <w:t xml:space="preserve"> primeiro, depois faz</w:t>
+        <w:t>Nesse caso ele coloca em maiusculo primeiro, depois faz</w:t>
       </w:r>
     </w:p>
     <w:p>
@@ -1629,13 +1228,8 @@
           <w:numId w:val="12"/>
         </w:numPr>
       </w:pPr>
-      <w:proofErr w:type="spellStart"/>
-      <w:r>
-        <w:t>Frase.split</w:t>
-      </w:r>
-      <w:proofErr w:type="spellEnd"/>
-      <w:r>
-        <w:t>()</w:t>
+      <w:r>
+        <w:t>Frase.split()</w:t>
       </w:r>
       <w:r>
         <w:sym w:font="Wingdings" w:char="F0E0"/>
@@ -2039,21 +1633,8 @@
           <w:b/>
         </w:rPr>
       </w:pPr>
-      <w:proofErr w:type="spellStart"/>
-      <w:r>
-        <w:t>Ex</w:t>
-      </w:r>
-      <w:proofErr w:type="spellEnd"/>
-      <w:r>
-        <w:t xml:space="preserve"> de estrutura:  for c in </w:t>
-      </w:r>
-      <w:proofErr w:type="gramStart"/>
-      <w:r>
-        <w:t>range(</w:t>
-      </w:r>
-      <w:proofErr w:type="gramEnd"/>
-      <w:r>
-        <w:t>1 , 6)</w:t>
+      <w:r>
+        <w:t>Ex de estrutura:  for c in range(1 , 6)</w:t>
       </w:r>
     </w:p>
     <w:p>
@@ -2136,6 +1717,9 @@
         </w:rPr>
       </w:pPr>
       <w:r>
+        <w:rPr>
+          <w:noProof/>
+        </w:rPr>
         <w:drawing>
           <wp:inline distT="0" distB="0" distL="0" distR="0" wp14:anchorId="48DCCA59" wp14:editId="7CEF3652">
             <wp:extent cx="6645910" cy="3547110"/>
@@ -2178,6 +1762,34 @@
           <w:b/>
         </w:rPr>
       </w:pPr>
+    </w:p>
+    <w:p>
+      <w:pPr>
+        <w:rPr>
+          <w:b/>
+        </w:rPr>
+      </w:pPr>
+      <w:r>
+        <w:rPr>
+          <w:b/>
+        </w:rPr>
+        <w:t>WHILE- LAÇOS 2</w:t>
+      </w:r>
+    </w:p>
+    <w:p>
+      <w:r>
+        <w:t xml:space="preserve">É estrutura de condição, enquanto algo não acontece, faça algo. </w:t>
+      </w:r>
+    </w:p>
+    <w:p>
+      <w:r>
+        <w:t>While c&gt;10:</w:t>
+      </w:r>
+    </w:p>
+    <w:p>
+      <w:r>
+        <w:t xml:space="preserve">    Print (c)</w:t>
+      </w:r>
     </w:p>
     <w:sectPr>
       <w:pgSz w:w="11906" w:h="16838"/>
